--- a/templates/3_lastniki.docx
+++ b/templates/3_lastniki.docx
@@ -2789,9 +2789,17 @@
               <w:jc w:val="left"/>
               <w:rPr>
                 <w:rFonts w:ascii="Calibri Light" w:hAnsi="Calibri Light" w:cs="Calibri Light"/>
+                <w:color w:val="FF0000"/>
                 <w:szCs w:val="22"/>
               </w:rPr>
             </w:pPr>
+            <w:r>
+              <w:rPr>
+                <w:rFonts w:ascii="Calibri Light" w:hAnsi="Calibri Light" w:cs="Calibri Light"/>
+                <w:szCs w:val="22"/>
+              </w:rPr>
+              <w:t>NIZKONAPETNOSTNI KABLOVOD</w:t>
+            </w:r>
           </w:p>
         </w:tc>
         <w:tc>
